--- a/mole file.docx
+++ b/mole file.docx
@@ -52,6 +52,11 @@
       </w:r>
       <w:r>
         <w:t>).</w:t>
+      </w:r>
+    </w:p>
+    <w:p>
+      <w:r>
+        <w:t>https:github.com/camilusdominic18-droid/mole</w:t>
       </w:r>
     </w:p>
     <w:sectPr>
